--- a/сайт/практики/3 Google Sites.docx
+++ b/сайт/практики/3 Google Sites.docx
@@ -222,71 +222,6 @@
           <w:lang w:eastAsia="en-US"/>
         </w:rPr>
         <w:t>), или сайт, посвященный какому-то событию или мероприятию.</w:t>
-      </w:r>
-      <w:r>
-        <w:rPr>
-          <w:rFonts w:ascii="Times New Roman" w:eastAsiaTheme="minorHAnsi" w:hAnsi="Times New Roman" w:cs="Times New Roman"/>
-          <w:b/>
-          <w:sz w:val="28"/>
-          <w:szCs w:val="28"/>
-          <w:lang w:eastAsia="en-US"/>
-        </w:rPr>
-        <w:t xml:space="preserve"> </w:t>
-      </w:r>
-      <w:r>
-        <w:rPr>
-          <w:rFonts w:ascii="Times New Roman" w:eastAsiaTheme="minorHAnsi" w:hAnsi="Times New Roman" w:cs="Times New Roman"/>
-          <w:b/>
-          <w:color w:val="FF0000"/>
-          <w:sz w:val="28"/>
-          <w:szCs w:val="28"/>
-          <w:lang w:eastAsia="en-US"/>
-        </w:rPr>
-        <w:t>Н</w:t>
-      </w:r>
-      <w:r>
-        <w:rPr>
-          <w:rFonts w:ascii="Times New Roman" w:eastAsiaTheme="minorHAnsi" w:hAnsi="Times New Roman" w:cs="Times New Roman"/>
-          <w:b/>
-          <w:color w:val="FF0000"/>
-          <w:sz w:val="28"/>
-          <w:szCs w:val="28"/>
-          <w:lang w:eastAsia="en-US"/>
-        </w:rPr>
-        <w:t>Е ИСПОЛЬЗ</w:t>
-      </w:r>
-      <w:r>
-        <w:rPr>
-          <w:rFonts w:ascii="Times New Roman" w:eastAsiaTheme="minorHAnsi" w:hAnsi="Times New Roman" w:cs="Times New Roman"/>
-          <w:b/>
-          <w:color w:val="FF0000"/>
-          <w:sz w:val="28"/>
-          <w:szCs w:val="28"/>
-          <w:lang w:eastAsia="en-US"/>
-        </w:rPr>
-        <w:t>ОВАТЬ</w:t>
-      </w:r>
-      <w:r>
-        <w:rPr>
-          <w:rFonts w:ascii="Times New Roman" w:eastAsiaTheme="minorHAnsi" w:hAnsi="Times New Roman" w:cs="Times New Roman"/>
-          <w:b/>
-          <w:color w:val="FF0000"/>
-          <w:sz w:val="28"/>
-          <w:szCs w:val="28"/>
-          <w:lang w:eastAsia="en-US"/>
-        </w:rPr>
-        <w:t xml:space="preserve"> ВСТРОЕННЫЕ В КОНСТРУКТОР НЕЙРОСЕТИ</w:t>
-      </w:r>
-      <w:r>
-        <w:rPr>
-          <w:rFonts w:ascii="Times New Roman" w:eastAsiaTheme="minorHAnsi" w:hAnsi="Times New Roman" w:cs="Times New Roman"/>
-          <w:b/>
-          <w:color w:val="FF0000"/>
-          <w:sz w:val="28"/>
-          <w:szCs w:val="28"/>
-          <w:lang w:eastAsia="en-US"/>
-        </w:rPr>
-        <w:t>.</w:t>
       </w:r>
     </w:p>
     <w:p>
@@ -341,7 +276,7 @@
           <w:rFonts w:ascii="Times New Roman" w:eastAsiaTheme="minorHAnsi" w:hAnsi="Times New Roman" w:cs="Times New Roman"/>
           <w:sz w:val="28"/>
           <w:szCs w:val="28"/>
-          <w:lang w:val="en-US" w:eastAsia="en-US"/>
+          <w:lang w:eastAsia="en-US"/>
         </w:rPr>
         <w:t>3</w:t>
       </w:r>
@@ -722,8 +657,8 @@
         </w:rPr>
         <w:drawing>
           <wp:inline distT="0" distB="0" distL="0" distR="0">
-            <wp:extent cx="4360685" cy="4437625"/>
-            <wp:effectExtent l="19050" t="0" r="1765" b="0"/>
+            <wp:extent cx="4503057" cy="4582510"/>
+            <wp:effectExtent l="19050" t="0" r="0" b="0"/>
             <wp:docPr id="4" name="Рисунок 1"/>
             <wp:cNvGraphicFramePr>
               <a:graphicFrameLocks xmlns:a="http://schemas.openxmlformats.org/drawingml/2006/main" noChangeAspect="1"/>
@@ -747,7 +682,7 @@
                   <pic:spPr bwMode="auto">
                     <a:xfrm>
                       <a:off x="0" y="0"/>
-                      <a:ext cx="4378139" cy="4455387"/>
+                      <a:ext cx="4524863" cy="4604701"/>
                     </a:xfrm>
                     <a:prstGeom prst="rect">
                       <a:avLst/>
